--- a/DBTUNING/ch34_IO구성_OS자원관리/ch34_실습문제_추가서술형.docx
+++ b/DBTUNING/ch34_IO구성_OS자원관리/ch34_실습문제_추가서술형.docx
@@ -7,7 +7,7 @@
         <w:pStyle w:val="Heading1"/>
       </w:pPr>
       <w:r>
-        <w:t>제20장  I/O 구성과 OS 자원 관리 — 추가 실습문제 (서술형·문제해결형·진단절차형)</w:t>
+        <w:t>제ch34  I/O 구성과 OS 자원 관리 — 추가 실습문제 (서술형·문제해결형·진단절차형)</w:t>
       </w:r>
     </w:p>
     <w:p>
@@ -135,7 +135,7 @@
     </w:p>
     <w:p>
       <w:r>
-        <w:t>[추가-08] 이 과정 전체를 '측정 → 진단 → 조치 → 재측정'의 순환으로 정리하고, 20장이 이 순환에 더한 고유한 조각이 무엇인지 설명하라.</w:t>
+        <w:t>[추가-08] 이 과정 전체를 '측정 → 진단 → 조치 → 재측정'의 순환으로 정리하고, ch34이 이 순환에 더한 고유한 조각이 무엇인지 설명하라.</w:t>
       </w:r>
     </w:p>
     <w:p>

--- a/DBTUNING/ch34_IO구성_OS자원관리/ch34_실습문제_추가서술형.docx
+++ b/DBTUNING/ch34_IO구성_OS자원관리/ch34_실습문제_추가서술형.docx
@@ -7,7 +7,7 @@
         <w:pStyle w:val="Heading1"/>
       </w:pPr>
       <w:r>
-        <w:t>제ch34  I/O 구성과 OS 자원 관리 — 추가 실습문제 (서술형·문제해결형·진단절차형)</w:t>
+        <w:t>ch34  I/O 구성과 OS 자원 관리 — 추가 실습문제 (서술형·문제해결형·진단절차형)</w:t>
       </w:r>
     </w:p>
     <w:p>
